--- a/reports/RareDXAI_Research_Manuscript_FINAL.docx
+++ b/reports/RareDXAI_Research_Manuscript_FINAL.docx
@@ -73,7 +73,7 @@
         <w:t xml:space="preserve">Background: </w:t>
       </w:r>
       <w:r>
-        <w:t>Rare genetic diseases affect more than 300 million people worldwide. Diagnosing these conditions is difficult because many rare diseases share similar symptoms, such as developmental delays, speech difficulties, and intellectual disability. In pediatric genetics, syndromic neurodevelopmental disorders like KBG syndrome, White-Sutton syndrome, and Xia-Gibbs syndrome present overlapping clinical signs that often lead to prolonged diagnostic delays lasting five to seven years.</w:t>
+        <w:t>Rare genetic diseases affect more than 300 million people worldwide. Diagnosing these conditions is challenging because many distinct genetic disorders present with overlapping clinical features, such as developmental delays, speech impairments, and intellectual disability. In pediatric genetics, syndromic neurodevelopmental conditions like KBG syndrome, White-Sutton syndrome, and Xia-Gibbs syndrome share non-specific clinical signs that frequently lead to prolonged diagnostic delays lasting five to seven years.</w:t>
       </w:r>
     </w:p>
     <w:p>
@@ -88,7 +88,7 @@
         <w:t xml:space="preserve">Methods: </w:t>
       </w:r>
       <w:r>
-        <w:t>We developed RareDXAI, a computational decision-support framework that uses standardized Human Phenotype Ontology (HPO) terms to predict and differentiate between rare neurodevelopmental syndromes. We curated an audited, literature-derived cohort of 385 patients with confirmed genetic diagnoses across 48 peer-reviewed publications (from 52 candidate literature sources evaluated during curation, with 59 duplicate records quarantined). Clinical features were encoded into 78 binary HPO terms and 3 one-hot sex features (81 predictor dimensions). To prevent data leakage, identical phenotypic profiles were grouped before applying a 60/20/20 train/validation/test split (N=230 training, N=77 validation, N=78 held-out test), and feature vocabularies were constructed strictly from training data. We trained a Random Forest model with Platt probability scaling (5-fold internal cross-calibration) and explained predictions using TreeSHAP.</w:t>
+        <w:t>We developed RareDXAI, a computational decision-support framework that uses standardized Human Phenotype Ontology (HPO) terms to perform phenotype-based rare disease classification and candidate prioritization. We curated an audited, literature-derived cohort of 385 patients with confirmed pathogenic variants across 48 peer-reviewed publications (from 52 candidate literature sources evaluated during curation, with four secondary, overlapping, or re-reported sources containing 59 candidate records quarantined under a predefined exclusion protocol). Clinical features were encoded into 78 binary HPO terms and 3 one-hot sex indicators (81 total predictor dimensions). To reduce the risk of phenotype-profile leakage, identical phenotypic profiles were grouped before applying a 60/20/20 train/validation/test split (N=230 training, N=77 validation, N=78 held-out test), and feature vocabularies were constructed strictly from training data. We trained a Random Forest model with Platt probability scaling (5-fold internal cross-calibration) and explained predictions using TreeSHAP.</w:t>
       </w:r>
     </w:p>
     <w:p>
@@ -103,7 +103,7 @@
         <w:t xml:space="preserve">Results: </w:t>
       </w:r>
       <w:r>
-        <w:t>On the held-out test set (N=78), RareDXAI correctly classified 77 out of 78 patients, achieving an accuracy of 98.72% (Wilson 95% CI: 93.09%–99.77%), balanced accuracy of 96.30%, macro precision of 99.45%, macro recall of 96.30%, macro specificity of 98.15%, and macro F1-score of 97.76%. Multi-class threshold-agnostic evaluation yielded a macro AUROC of 1.0000 and macro AUPRC of 1.0000, with a multiclass Brier score of 0.0419 and Expected Calibration Error (ECE) of 8.59%. Five-fold stratified grouped cross-validation showed high consistency (97.14% ± 2.23% accuracy; macro F1: 94.89% ± 4.04%). In contrast, leave-one-study-out stress validation (GroupKFold by source publication) showed lower performance (79.62% ± 27.05% accuracy; macro F1: 59.51% ± 26.81%), demonstrating that inter-study differences in phenotypic reporting affect generalizability. SHAP analysis identified standardized HPO features strongly associated with model decision boundaries, such as macrodontia (HP:0001572) for KBG syndrome, autism spectrum traits (HP:0000717) for White-Sutton syndrome, and thin upper lip vermilion (HP:0000219) for Xia-Gibbs syndrome. Exploratory optical character recognition (OCR) on digitized notes achieved a Character Error Rate of 11.42% and Word Error Rate of 92.00%.</w:t>
+        <w:t>On the held-out test set (N=78), RareDXAI correctly classified 77 out of 78 patients, corresponding to a held-out classification accuracy of 98.72% (Wilson 95% CI: 93.09%–99.77%), balanced accuracy of 96.30%, macro precision of 99.45%, macro recall of 96.30%, macro specificity of 98.15%, and macro F1-score of 97.76%. Multi-class threshold-agnostic evaluation on this held-out test set yielded a macro AUROC of 1.0000 and macro AUPRC of 1.0000, with a multiclass Brier score of 0.0419 and Expected Calibration Error (ECE) of 8.59%. Five-fold stratified grouped cross-validation demonstrated high consistency (97.14% ± 2.23% accuracy; macro F1: 94.89% ± 4.04%). In contrast, leave-one-study-out stress validation (GroupKFold by source publication) showed lower performance (79.62% ± 27.05% accuracy; macro F1: 59.51% ± 26.81%), indicating that publication-specific phenotype reporting patterns affect model transferability. TreeSHAP analysis identified standardized HPO features strongly associated with model decision boundaries, such as macrodontia (HP:0001572) for KBG syndrome, autism spectrum traits (HP:0000717) for White-Sutton syndrome, and thin upper lip vermilion (HP:0000219) for Xia-Gibbs syndrome. Exploratory optical character recognition (OCR) on digitized notes achieved a Character Error Rate of 11.42% and Word Error Rate of 92.00%.</w:t>
       </w:r>
     </w:p>
     <w:p>
@@ -118,7 +118,7 @@
         <w:t xml:space="preserve">Conclusions: </w:t>
       </w:r>
       <w:r>
-        <w:t>RareDXAI provides an interpretable and calibrated computational framework to assist clinicians in prioritizing rare disease candidates. While held-out test performance is high under profile-grouped controls, the drop in source-grouped validation highlights that real-world deployment requires standardized clinical phenotyping across healthcare centers.</w:t>
+        <w:t>RareDXAI provides an interpretable phenotype-based classification framework and a reproducible baseline for rare disease decision support. While held-out test classification performance is high under profile-grouped evaluation, the substantial performance drop in source-grouped stress testing highlights that independent external and prospective clinical validation remain necessary before deployment.</w:t>
       </w:r>
     </w:p>
     <w:p>
@@ -157,7 +157,7 @@
         <w:jc w:val="both"/>
       </w:pPr>
       <w:r>
-        <w:t>Rare diseases are medical conditions that affect a small fraction of the population, typically defined as fewer than 1 in 2,000 individuals in Europe or fewer than 200,000 individuals in the United States. Although each specific disorder is rare, there are over 7,000 recognized rare genetic diseases, which together affect an estimated 300 to 400 million people globally.</w:t>
+        <w:t>Rare diseases are medical conditions that affect a small fraction of the population, typically defined as fewer than 1 in 2,000 individuals in Europe or fewer than 200,000 individuals in the United States (Nguengang Wakap et al., 2020; Boycott et al., 2018). Although each individual disorder is rare, there are over 7,000 recognized rare genetic conditions, which together affect an estimated 300 to 400 million people globally.</w:t>
       </w:r>
     </w:p>
     <w:p>
@@ -166,7 +166,7 @@
         <w:jc w:val="both"/>
       </w:pPr>
       <w:r>
-        <w:t>Most rare diseases have a genetic origin and present during early childhood. Despite advances in next-generation DNA sequencing—such as whole-exome sequencing (WES) and whole-genome sequencing (WGS)—patients and families still face a long and stressful journey known as the 'diagnostic odyssey.' On average, getting a correct diagnosis takes between five and seven years, involves multiple specialist consultations, and often includes several incorrect diagnoses.</w:t>
+        <w:t>Most rare diseases have an underlying genetic cause and manifest during infancy or early childhood. Despite advances in high-throughput DNA sequencing—including whole-exome sequencing (WES) and whole-genome sequencing (WGS)—affected patients and their families frequently experience a prolonged and stressful diagnostic odyssey. On average, obtaining a correct diagnosis requires five to seven years, multiple specialist visits, and several initial misdiagnoses.</w:t>
       </w:r>
     </w:p>
     <w:p>
@@ -175,7 +175,7 @@
         <w:jc w:val="both"/>
       </w:pPr>
       <w:r>
-        <w:t>A major reason for this delay is clinical overlap. Many genetic syndromes share broad, non-specific symptoms, including intellectual disability, delayed motor milestones, speech impairments, and behavioral challenges. This diagnostic challenge is especially evident among three syndromic neurodevelopmental conditions:</w:t>
+        <w:t>A principal contributor to this diagnostic delay is clinical phenotypic overlap. Many genetic conditions share broad, non-specific neurodevelopmental symptoms, such as intellectual disability, motor milestone delays, speech impairments, and behavioral challenges. This diagnostic challenge is particularly pronounced among three syndromic neurodevelopmental conditions:</w:t>
       </w:r>
     </w:p>
     <w:p>
@@ -184,7 +184,7 @@
         <w:jc w:val="both"/>
       </w:pPr>
       <w:r>
-        <w:t>1. KBG Syndrome (MIM #148050): Caused by mutations or deletions in the ANKRD11 gene on chromosome 16q24.3. Cardinal clinical features include unusually large upper front teeth (macrodontia of the central incisors), a characteristic triangular face, prominent eyebrows, short stature, hand differences (such as short fingers or brachydactyly), and intellectual disability.</w:t>
+        <w:t>1. KBG Syndrome (MIM #148050): Caused by heterozygous loss-of-function mutations or microdeletions in the ANKRD11 gene on chromosome 16q24.3 (Martinez-Cayuelas et al., 2023; Sirmaci et al., 2011). Characteristic clinical findings include unusually large upper front teeth (macrodontia of the central incisors), a triangular facial appearance, prominent eyebrows, short stature, skeletal hand differences (such as brachydactyly or short fifth fingers), and mild-to-moderate intellectual disability.</w:t>
       </w:r>
     </w:p>
     <w:p>
@@ -193,7 +193,7 @@
         <w:jc w:val="both"/>
       </w:pPr>
       <w:r>
-        <w:t>2. White-Sutton Syndrome (MIM #616364): Caused by de novo mutations in the POGZ gene on chromosome 1q21.3. Common manifestations include developmental delays, intellectual disability, speech impairment, autism spectrum disorder features, small head size (microcephaly), and distinctive facial features.</w:t>
+        <w:t>2. White-Sutton Syndrome (MIM #616364): Caused by heterozygous de novo mutations in the POGZ gene on chromosome 1q21.3 (Assia Batzir et al., 2020; White et al., 2016). Common clinical features include developmental delay, intellectual disability, speech impairment, autism spectrum disorder traits, small head size (microcephaly), and distinctive facial features.</w:t>
       </w:r>
     </w:p>
     <w:p>
@@ -202,7 +202,7 @@
         <w:jc w:val="both"/>
       </w:pPr>
       <w:r>
-        <w:t>3. Xia-Gibbs Syndrome (MIM #615829): Caused by de novo mutations in the AHDC1 gene on chromosome 1p36.11. Key features include low muscle tone in infancy (hypotonia), global developmental delay, severe speech impairment, a broad forehead, downward-slanting eyes, a thin upper lip, structural brain differences, and sleep apnea.</w:t>
+        <w:t>3. Xia-Gibbs Syndrome (MIM #615829): Caused by heterozygous de novo truncating mutations in the AHDC1 gene on chromosome 1p36.11 (Khayat et al., 2021; Xia et al., 2014). Hallmark signs include severe infantile hypotonia (low muscle tone), global developmental delay, expressive speech absence or delay, a broad forehead, downward-slanting palpebral fissures, a thin upper lip vermilion, structural brain anomalies, and sleep disturbances such as obstructive sleep apnea.</w:t>
       </w:r>
     </w:p>
     <w:p>
@@ -211,7 +211,7 @@
         <w:jc w:val="both"/>
       </w:pPr>
       <w:r>
-        <w:t>Because these three conditions share common neurodevelopmental symptoms, differentiating between them based solely on routine clinical observation can be difficult.</w:t>
+        <w:t>Because these three syndromes share non-specific neurodevelopmental manifestations, differentiating among them based purely on routine initial clinical evaluation is difficult. The current model is a closed-set three-class classification system focusing on these three conditions and should not be interpreted as a general-purpose rare disease diagnostic model.</w:t>
       </w:r>
     </w:p>
     <w:p>
@@ -220,7 +220,7 @@
         <w:jc w:val="both"/>
       </w:pPr>
       <w:r>
-        <w:t>To make patient features computable, the biomedical community developed the Human Phenotype Ontology (HPO). The HPO provides a standardized vocabulary of medical terms that describe clinical signs and symptoms in a structured, hierarchical manner. For example, rather than writing 'large front teeth' in free text, clinicians and researchers use the standardized HPO concept HP:0001572 (Macrodontia of central incisors). This standardization allows algorithms to analyze complex patient symptoms systematically.</w:t>
+        <w:t>To standardize clinical descriptions and make them computable, the biomedical community established the Human Phenotype Ontology (HPO) (Köhler et al., 2021; Gargano et al., 2024). The HPO provides a controlled vocabulary of standardized medical terms organized in a directed acyclic graph. For example, instead of recording free-text phrases like 'large central teeth,' clinicians and computational pipelines use the standardized concept HP:0001572 (Macrodontia of central incisors). This structured vocabulary allows machine-learning algorithms to analyze patient phenotypic profiles systematically.</w:t>
       </w:r>
     </w:p>
     <w:p>
@@ -229,7 +229,7 @@
         <w:jc w:val="both"/>
       </w:pPr>
       <w:r>
-        <w:t>However, applying machine learning to rare diseases involves specific scientific challenges: rare disease datasets are naturally small; retrospective data collected from published papers may have reporting biases; if patients with identical symptoms appear in both the training and test sets, the model may simply memorize patterns (data leakage); and complex machine learning models can act as 'black boxes,' making it hard for clinicians to understand why a prediction was made.</w:t>
+        <w:t>However, applying machine learning to rare disease phenomics involves specific methodological considerations: cohort sizes for ultra-rare disorders are inherently limited; retrospective cohorts derived from published clinical literature may carry selection and reporting biases; if patients with identical phenotypic profiles are placed into both training and evaluation sets, evaluations can be corrupted by profile overlap; and complex machine-learning models require explainability mechanisms so that clinicians can examine which clinical features influence algorithmic predictions.</w:t>
       </w:r>
     </w:p>
     <w:p>
@@ -238,7 +238,7 @@
         <w:jc w:val="both"/>
       </w:pPr>
       <w:r>
-        <w:t>To address these challenges, we built RareDXAI, a phenotype-driven framework designed to assist in rare disease prediction. RareDXAI uses an audited dataset of 385 molecularly confirmed patients from 48 peer-reviewed publications, applies strict grouping to prevent data leakage, uses calibrated Random Forest classification to provide reliable probability scores, and uses SHAP (SHapley Additive exPlanations) to show which clinical features influenced the model's decision boundaries.</w:t>
+        <w:t>To address these challenges, we built RareDXAI, a phenotype-based computational framework designed to support candidate prioritization among syndromic mimics. RareDXAI uses an audited, literature-derived cohort of 385 molecularly confirmed patients from 48 peer-reviewed publications, applies profile-grouped data partitioning to reduce profile leakage, uses calibrated Random Forest classification to provide probability estimates, and uses SHAP (SHapley Additive exPlanations) to identify features strongly associated with model decision boundaries.</w:t>
       </w:r>
     </w:p>
     <w:p>
@@ -293,7 +293,7 @@
           <w:color w:val="475569"/>
           <w:sz w:val="19"/>
         </w:rPr>
-        <w:t>Figure 1. Representative clinical and phenotypic features associated with KBG, White-Sutton, and Xia-Gibbs syndromes. The illustration provides visual context and does not represent all affected individuals.</w:t>
+        <w:t>Figure 1. Representative clinical and phenotypic features associated with KBG, White-Sutton, and Xia-Gibbs syndromes. The illustration is intended for visual context and does not represent all affected individuals.</w:t>
       </w:r>
     </w:p>
     <w:p>
@@ -317,7 +317,7 @@
         <w:jc w:val="both"/>
       </w:pPr>
       <w:r>
-        <w:t>Computational methods for rare disease diagnosis have evolved from early manual lookup tables to modern ontology-based machine learning and natural language processing (NLP). Mining individual patient case reports from peer-reviewed medical literature to create structured, computable datasets is a well-established practice in computational genomics.</w:t>
+        <w:t>Computational methods for rare disease analysis have advanced from manual expert tables to ontology-driven machine learning, natural language processing (NLP), and deep learning. Mining individual patient case reports from published literature and converting them into structured, computable datasets is a well-established practice in computational genetics.</w:t>
       </w:r>
     </w:p>
     <w:p>
@@ -326,7 +326,7 @@
         <w:jc w:val="both"/>
       </w:pPr>
       <w:r>
-        <w:t>The most notable precedent for this approach is the Global Alliance for Genomics and Health (GA4GH) Phenopacket standard and the Phenopacket Store. Researchers have demonstrated that converting published clinical case reports into structured HPO records creates reliable, benchmarked datasets for testing diagnostic algorithms.</w:t>
+        <w:t>We reviewed 15 peer-reviewed studies published between 2020 and 2026 that directly inform the design of RareDXAI. These studies fall into three main areas:</w:t>
       </w:r>
     </w:p>
     <w:p>
@@ -335,7 +335,7 @@
         <w:jc w:val="both"/>
       </w:pPr>
       <w:r>
-        <w:t>We reviewed 15 key peer-reviewed studies published between 2020 and 2026 that directly support the design, data curation, and modeling choices of RareDXAI:</w:t>
+        <w:t>3.1 Ontology and Computable Phenotype Standards: Standardized ontologies provide the vocabulary for computational phenomics. Köhler et al. (2021) and Gargano et al. (2024) detailed the ongoing growth of the Human Phenotype Ontology (HPO) to over 16,000 terms, providing the canonical hp.obo vocabulary (Release 2026-06-23) used in this work. Jacobsen et al. (2022) published the GA4GH Phenopacket schema in Nature Biotechnology (standardized as ISO 4454:2022), creating an international format for sharing computable patient-level phenotypic and genomic data.</w:t>
       </w:r>
     </w:p>
     <w:p>
@@ -344,7 +344,7 @@
         <w:jc w:val="both"/>
       </w:pPr>
       <w:r>
-        <w:t>• Jacobsen et al. (2022) published the GA4GH Phenopacket schema in Nature Biotechnology. The Phenopacket format (ISO 4454:2022) established an international standard for sharing computable patient-level phenotypic and genomic data.</w:t>
+        <w:t>3.2 Literature-Derived Patient Datasets and Phenotype Extraction: Extracting patient-level data from published literature to construct computable cohorts is a foundational methodology. Ladewig et al. (2023) introduced the Phenopacket Store in Database, curating thousands of computable case reports directly from published literature into structured Phenopackets. The Phenopacket Store provides the closest methodological precedent to our study, demonstrating that structured extraction of published case reports enables reproducible benchmarking. RareDXAI builds upon this precedent by focusing on a specific three-syndrome classification problem with binary feature encoding, probability calibration, and SHAP interpretability.</w:t>
       </w:r>
     </w:p>
     <w:p>
@@ -353,7 +353,7 @@
         <w:jc w:val="both"/>
       </w:pPr>
       <w:r>
-        <w:t>• Ladewig et al. (2023) introduced the Phenopacket Store in Database. They curated thousands of computable case reports mined directly from published biomedical literature into structured Phenopackets, serving as a primary methodological model for RareDXAI.</w:t>
+        <w:t>Complementing literature curation, Birgmeier et al. (2020) developed AMELIE in Science Translational Medicine, using NLP and machine learning to parse published literature for Mendelian diagnosis. Feng et al. (2021) created PhenoTagger in Bioinformatics, combining deep learning and dictionary indexing for automated HPO recognition. Liu et al. (2020) developed Doc2HPO in BMC Bioinformatics for interactive phenotype curation from clinical text. Schuetz et al. (2023) evaluated automated phenotype extraction from case reports in the Journal of Biomedical Informatics, demonstrating that OCR error propagation requires careful verification.</w:t>
       </w:r>
     </w:p>
     <w:p>
@@ -362,7 +362,7 @@
         <w:jc w:val="both"/>
       </w:pPr>
       <w:r>
-        <w:t>• Gargano et al. (2024) described the Human Phenotype Ontology in 2024 in Nucleic Acids Research, detailing the expansion to over 16,000 terms used in our hp.obo release (2026-06-23).</w:t>
+        <w:t>3.3 Phenotype-Based Machine Learning and Disease Prioritization: Computational tools use phenotype matching to prioritize candidate diseases and genes. Robinson et al. (2020) introduced LIRICAL in The American Journal of Human Genetics, using likelihood ratios across observed and excluded HPO terms to calculate diagnostic odds. Zhao et al. (2020) developed Phen2Gene in Nucleic Acids Research for phenotype-driven gene prioritization. Hsieh et al. (2022) presented GestaltMatcher in Nature Genetics, using deep convolutional neural networks to match facial dysmorphology from clinical photographs. Rönicke et al. (2020) reviewed rare disease clinical decision support systems in Molecular and Cellular Pediatrics, emphasizing the importance of probability calibration, leakage controls, and interpretability.</w:t>
       </w:r>
     </w:p>
     <w:p>
@@ -371,106 +371,7 @@
         <w:jc w:val="both"/>
       </w:pPr>
       <w:r>
-        <w:t>• Köhler et al. (2021) detailed the HPO architecture in Nucleic Acids Research, explaining how hierarchical ontology structures group specific clinical signs under broader categories.</w:t>
-      </w:r>
-    </w:p>
-    <w:p>
-      <w:pPr>
-        <w:spacing w:after="120"/>
-        <w:jc w:val="both"/>
-      </w:pPr>
-      <w:r>
-        <w:t>• Robinson et al. (2020) developed LIRICAL in The American Journal of Human Genetics, demonstrating interpretable diagnostic likelihood ratios across observed and excluded HPO terms.</w:t>
-      </w:r>
-    </w:p>
-    <w:p>
-      <w:pPr>
-        <w:spacing w:after="120"/>
-        <w:jc w:val="both"/>
-      </w:pPr>
-      <w:r>
-        <w:t>• Birgmeier et al. (2020) introduced AMELIE in Science Translational Medicine, proving that natural language processing of full-text literature can directly aid Mendelian diagnosis.</w:t>
-      </w:r>
-    </w:p>
-    <w:p>
-      <w:pPr>
-        <w:spacing w:after="120"/>
-        <w:jc w:val="both"/>
-      </w:pPr>
-      <w:r>
-        <w:t>• Feng et al. (2021) developed PhenoTagger in Bioinformatics, using hybrid deep learning to extract HPO terms from text.</w:t>
-      </w:r>
-    </w:p>
-    <w:p>
-      <w:pPr>
-        <w:spacing w:after="120"/>
-        <w:jc w:val="both"/>
-      </w:pPr>
-      <w:r>
-        <w:t>• Liu et al. (2020) created Doc2HPO in BMC Bioinformatics for extracting HPO concepts from unstructured clinical notes.</w:t>
-      </w:r>
-    </w:p>
-    <w:p>
-      <w:pPr>
-        <w:spacing w:after="120"/>
-        <w:jc w:val="both"/>
-      </w:pPr>
-      <w:r>
-        <w:t>• Zhao et al. (2020) developed Phen2Gene in Nucleic Acids Research, prioritizing disease genes using weighted HPO representation.</w:t>
-      </w:r>
-    </w:p>
-    <w:p>
-      <w:pPr>
-        <w:spacing w:after="120"/>
-        <w:jc w:val="both"/>
-      </w:pPr>
-      <w:r>
-        <w:t>• Hsieh et al. (2022) introduced GestaltMatcher in Nature Genetics, matching syndromic facial phenotypes using deep neural networks.</w:t>
-      </w:r>
-    </w:p>
-    <w:p>
-      <w:pPr>
-        <w:spacing w:after="120"/>
-        <w:jc w:val="both"/>
-      </w:pPr>
-      <w:r>
-        <w:t>• Rönicke et al. (2020) reviewed AI clinical decision support systems for rare diseases in Molecular and Cellular Pediatrics, emphasizing calibration, leakage prevention, and explainability.</w:t>
-      </w:r>
-    </w:p>
-    <w:p>
-      <w:pPr>
-        <w:spacing w:after="120"/>
-        <w:jc w:val="both"/>
-      </w:pPr>
-      <w:r>
-        <w:t>• Martinez-Cayuelas et al. (2023) published a multicenter study of 67 KBG syndrome patients in the European Journal of Human Genetics, establishing cardinal frequencies of ANKRD11 mutations.</w:t>
-      </w:r>
-    </w:p>
-    <w:p>
-      <w:pPr>
-        <w:spacing w:after="120"/>
-        <w:jc w:val="both"/>
-      </w:pPr>
-      <w:r>
-        <w:t>• Assia Batzir et al. (2020) delineated White-Sutton syndrome across 22 individuals in the American Journal of Medical Genetics Part A, detailing POGZ manifestations.</w:t>
-      </w:r>
-    </w:p>
-    <w:p>
-      <w:pPr>
-        <w:spacing w:after="120"/>
-        <w:jc w:val="both"/>
-      </w:pPr>
-      <w:r>
-        <w:t>• Khayat et al. (2021) characterized 8 Xia-Gibbs syndrome patients in the American Journal of Medical Genetics Part A, documenting AHDC1 features.</w:t>
-      </w:r>
-    </w:p>
-    <w:p>
-      <w:pPr>
-        <w:spacing w:after="120"/>
-        <w:jc w:val="both"/>
-      </w:pPr>
-      <w:r>
-        <w:t>• Schuetz et al. (2023) evaluated automated phenotype extraction from case reports in the Journal of Biomedical Informatics, showing that OCR errors on clinical scans require careful review.</w:t>
+        <w:t>Finally, clinical cohort characterizations provided the primary data sources for our target conditions: Martinez-Cayuelas et al. (2023) for KBG syndrome (ANKRD11), Assia Batzir et al. (2020) for White-Sutton syndrome (POGZ), and Khayat et al. (2021) for Xia-Gibbs syndrome (AHDC1).</w:t>
       </w:r>
     </w:p>
     <w:p>
@@ -604,7 +505,7 @@
                 <w:color w:val="FFFFFF"/>
                 <w:sz w:val="18"/>
               </w:rPr>
-              <w:t>Phenotype Representation</w:t>
+              <w:t>Phenotype Format</w:t>
             </w:r>
           </w:p>
         </w:tc>
@@ -624,7 +525,7 @@
                 <w:color w:val="FFFFFF"/>
                 <w:sz w:val="18"/>
               </w:rPr>
-              <w:t>Computational Method</w:t>
+              <w:t>Method</w:t>
             </w:r>
           </w:p>
         </w:tc>
@@ -664,7 +565,7 @@
                 <w:color w:val="FFFFFF"/>
                 <w:sz w:val="18"/>
               </w:rPr>
-              <w:t>Similarity to RareDXAI</w:t>
+              <w:t>Similarity / Difference to RareDXAI</w:t>
             </w:r>
           </w:p>
         </w:tc>
@@ -962,7 +863,7 @@
               <w:rPr>
                 <w:sz w:val="17"/>
               </w:rPr>
-              <w:t>Direct methodological precedent for literature extraction</w:t>
+              <w:t>Closest methodological precedent; RareDXAI adds focused 3-class ML calibration &amp; SHAP</w:t>
             </w:r>
           </w:p>
         </w:tc>
@@ -1409,7 +1310,7 @@
               <w:rPr>
                 <w:sz w:val="17"/>
               </w:rPr>
-              <w:t>Supports interpretable decision support</w:t>
+              <w:t>Supports interpretable decision support framework</w:t>
             </w:r>
           </w:p>
         </w:tc>
@@ -1707,7 +1608,7 @@
               <w:rPr>
                 <w:sz w:val="17"/>
               </w:rPr>
-              <w:t>Informs text-to-HPO conversion strategies</w:t>
+              <w:t>Informs text-to-HPO concept mapping strategies</w:t>
             </w:r>
           </w:p>
         </w:tc>
@@ -1856,7 +1757,7 @@
               <w:rPr>
                 <w:sz w:val="17"/>
               </w:rPr>
-              <w:t>Upstream precedent for concept parsing</w:t>
+              <w:t>Upstream precedent for clinical concept parsing</w:t>
             </w:r>
           </w:p>
         </w:tc>
@@ -2005,7 +1906,7 @@
               <w:rPr>
                 <w:sz w:val="17"/>
               </w:rPr>
-              <w:t>Uses HPO term weighting similar to feature vectorization</w:t>
+              <w:t>Uses HPO term weighting akin to feature vectorization</w:t>
             </w:r>
           </w:p>
         </w:tc>
@@ -2601,7 +2502,7 @@
               <w:rPr>
                 <w:sz w:val="17"/>
               </w:rPr>
-              <w:t>Primary clinical cohort source for White-Sutton</w:t>
+              <w:t>Primary clinical cohort source for White-Sutton syndrome</w:t>
             </w:r>
           </w:p>
         </w:tc>
@@ -2750,7 +2651,7 @@
               <w:rPr>
                 <w:sz w:val="17"/>
               </w:rPr>
-              <w:t>Clinical cohort contributor for Xia-Gibbs</w:t>
+              <w:t>Clinical cohort contributor for Xia-Gibbs syndrome</w:t>
             </w:r>
           </w:p>
         </w:tc>
@@ -2899,7 +2800,7 @@
               <w:rPr>
                 <w:sz w:val="17"/>
               </w:rPr>
-              <w:t>Contextualizes RareDXAI's OCR evaluations</w:t>
+              <w:t>Contextualizes RareDXAI's OCR error evaluations</w:t>
             </w:r>
           </w:p>
         </w:tc>
@@ -2931,7 +2832,7 @@
         <w:jc w:val="both"/>
       </w:pPr>
       <w:r>
-        <w:t>This section describes the mathematical formulas used in RareDXAI for patient representation, classification, calibration, performance metrics, and model interpretability. Each equation is followed by a plain-language explanation.</w:t>
+        <w:t>This section defines the mathematical expressions used in RareDXAI for patient representation, classification, calibration, evaluation metrics, and SHAP interpretability.</w:t>
       </w:r>
     </w:p>
     <w:p>
@@ -2991,7 +2892,7 @@
           <w:color w:val="334155"/>
           <w:sz w:val="20"/>
         </w:rPr>
-        <w:t>Explanation: Each patient i is represented as a list of numbers called a feature vector x_i. The total number of features is d = 81, which includes 78 binary clinical HPO features and 3 demographic sex indicators.</w:t>
+        <w:t>Explanation: Each patient i is represented as a feature vector x_i of length d = 81, which contains 78 binary clinical HPO features and 3 demographic sex indicators.</w:t>
       </w:r>
     </w:p>
     <w:p>
@@ -3035,7 +2936,7 @@
                 <w:color w:val="1E3A8A"/>
                 <w:sz w:val="22"/>
               </w:rPr>
-              <w:t>x_ij ∈ {0, 1} = 1 if HPO term j is present; 0 if absent/not reported</w:t>
+              <w:t>x_ij ∈ {0, 1} = 1 if HPO term j is documented; 0 if absent/not reported</w:t>
             </w:r>
           </w:p>
         </w:tc>
@@ -3051,7 +2952,7 @@
           <w:color w:val="334155"/>
           <w:sz w:val="20"/>
         </w:rPr>
-        <w:t>Explanation: For each clinical term j, we assign a value of 1 if the medical record mentions that symptom, and 0 if the symptom is absent or not mentioned.</w:t>
+        <w:t>Explanation: For each clinical term j, a value of 1 is assigned if the clinical record documents that phenotype, and 0 if the feature is absent or unmentioned.</w:t>
       </w:r>
     </w:p>
     <w:p>
@@ -3111,7 +3012,7 @@
           <w:color w:val="334155"/>
           <w:sz w:val="20"/>
         </w:rPr>
-        <w:t>Explanation: A Random Forest is made up of T = 100 individual decision trees. The probability that a patient has syndrome c is calculated as the fraction of trees that vote for that disease, where I(.) equals 1 when a tree chooses class c and 0 otherwise.</w:t>
+        <w:t>Explanation: The ensemble consists of T = 100 decision trees h_t(x). The estimated probability for class c is the proportion of trees voting for that class, where I(.) is the indicator function.</w:t>
       </w:r>
     </w:p>
     <w:p>
@@ -3171,7 +3072,7 @@
           <w:color w:val="334155"/>
           <w:sz w:val="20"/>
         </w:rPr>
-        <w:t>Explanation: The model selects the disease ŷ that receives the highest predicted probability among the three candidate conditions (0: White-Sutton, 1: Xia-Gibbs, 2: KBG syndrome).</w:t>
+        <w:t>Explanation: The predicted class ŷ is the syndrome receiving the highest estimated probability among the three target conditions (0: White-Sutton, 1: Xia-Gibbs, 2: KBG syndrome).</w:t>
       </w:r>
     </w:p>
     <w:p>
@@ -3215,7 +3116,7 @@
                 <w:color w:val="1E3A8A"/>
                 <w:sz w:val="22"/>
               </w:rPr>
-              <w:t>Accuracy = Correct Predictions / Total Predictions</w:t>
+              <w:t>Accuracy = Correct Classifications / Total Evaluated Patients</w:t>
             </w:r>
           </w:p>
         </w:tc>
@@ -3231,7 +3132,7 @@
           <w:color w:val="334155"/>
           <w:sz w:val="20"/>
         </w:rPr>
-        <w:t>Explanation: Accuracy measures the proportion of patients whose disease was correctly identified out of the total evaluation sample N.</w:t>
+        <w:t>Explanation: Accuracy measures the fraction of patients whose syndrome was correctly identified across the evaluation sample N.</w:t>
       </w:r>
     </w:p>
     <w:p>
@@ -3291,7 +3192,7 @@
           <w:color w:val="334155"/>
           <w:sz w:val="20"/>
         </w:rPr>
-        <w:t>Explanation: Precision measures how many of the patients predicted to have a specific disease actually have that disease. Here, TP is True Positives (correct positive predictions) and FP is False Positives (incorrect positive predictions).</w:t>
+        <w:t>Explanation: Precision measures the proportion of patients assigned to a syndrome who truly have that condition, where TP is True Positives and FP is False Positives.</w:t>
       </w:r>
     </w:p>
     <w:p>
@@ -3351,7 +3252,7 @@
           <w:color w:val="334155"/>
           <w:sz w:val="20"/>
         </w:rPr>
-        <w:t>Explanation: Recall measures how many of the actual patients with a specific disease were successfully identified by the model. Here, FN is False Negatives (missed cases).</w:t>
+        <w:t>Explanation: Recall measures the proportion of actual patients with a syndrome who were correctly identified by the model, where FN is False Negatives.</w:t>
       </w:r>
     </w:p>
     <w:p>
@@ -3411,7 +3312,7 @@
           <w:color w:val="334155"/>
           <w:sz w:val="20"/>
         </w:rPr>
-        <w:t>Explanation: The F1-score is the harmonic average of precision and recall. It gives a balanced score between 0 and 1, which is useful when some diseases have fewer patients than others.</w:t>
+        <w:t>Explanation: The F1-score is the harmonic mean of precision and recall, balancing sensitivity and positive predictive value.</w:t>
       </w:r>
     </w:p>
     <w:p>
@@ -3471,7 +3372,7 @@
           <w:color w:val="334155"/>
           <w:sz w:val="20"/>
         </w:rPr>
-        <w:t>Explanation: Balanced accuracy is the simple average of recall across all C = 3 diseases. This prevents the majority disease (KBG syndrome) from dominating the evaluation score.</w:t>
+        <w:t>Explanation: Balanced accuracy is the unweighted arithmetic mean of recall across all C = 3 syndromes, ensuring that the majority class does not dominate evaluation.</w:t>
       </w:r>
     </w:p>
     <w:p>
@@ -3515,7 +3416,7 @@
                 <w:color w:val="1E3A8A"/>
                 <w:sz w:val="22"/>
               </w:rPr>
-              <w:t>f(x) = φ0 + Σ φj</w:t>
+              <w:t>f_c(x) = φ0,c + Σ φj,c</w:t>
             </w:r>
           </w:p>
         </w:tc>
@@ -3531,7 +3432,7 @@
           <w:color w:val="334155"/>
           <w:sz w:val="20"/>
         </w:rPr>
-        <w:t>Explanation: SHAP explains a prediction by breaking it down into individual parts. The model output f(x) equals a baseline average score φ0 plus the sum of contributions φj from each individual clinical feature j. A positive φj pushes the model toward predicting a disease, while a negative φj pushes it away.</w:t>
+        <w:t>Explanation: TreeSHAP decomposes the model prediction for class c into a base expectation φ0,c plus the additive sum of individual feature attributions φj,c. A positive φj,c increases the model's output probability for class c, while a negative value decreases it.</w:t>
       </w:r>
     </w:p>
     <w:p>
@@ -3555,7 +3456,7 @@
         <w:jc w:val="both"/>
       </w:pPr>
       <w:r>
-        <w:t>Figure 2 illustrates the overall system workflow of RareDXAI, from literature extraction to calibrated prediction and explainability.</w:t>
+        <w:t>Figure 2 illustrates the overall system workflow of RareDXAI, from literature curation to calibrated prediction and SHAP interpretation.</w:t>
       </w:r>
     </w:p>
     <w:p>
@@ -3610,7 +3511,7 @@
           <w:color w:val="475569"/>
           <w:sz w:val="19"/>
         </w:rPr>
-        <w:t>Figure 2. RareDXAI system workflow diagram. The pipeline processes published clinical case reports through standardized HPO concept mapping, executes profile-grouped stratified splitting to prevent data leakage, trains a calibrated Random Forest classifier with Platt scaling, and outputs calibrated multi-class probabilities alongside SHAP feature attributions.</w:t>
+        <w:t>Figure 2. RareDXAI system workflow diagram. The pipeline processes published clinical case reports through standardized HPO concept mapping, executes profile-grouped stratified splitting to reduce profile leakage, trains a calibrated Random Forest classifier with Platt scaling, and outputs calibrated multi-class probabilities alongside SHAP feature attributions.</w:t>
       </w:r>
     </w:p>
     <w:p>
@@ -3625,7 +3526,7 @@
           <w:color w:val="0D9488"/>
           <w:sz w:val="24"/>
         </w:rPr>
-        <w:t>5.1 Cohort Assembly and Deduplication Protocol</w:t>
+        <w:t>5.1 Cohort Assembly and Literature Curation Protocol</w:t>
       </w:r>
     </w:p>
     <w:p>
@@ -3634,7 +3535,7 @@
         <w:jc w:val="both"/>
       </w:pPr>
       <w:r>
-        <w:t>Patient data were gathered through a comprehensive review of peer-reviewed clinical genetics literature. In total, 52 literature sources were evaluated during curation.</w:t>
+        <w:t>Patient data were gathered through structured curation of peer-reviewed clinical genetics literature. In total, 52 literature sources were evaluated during curation.</w:t>
       </w:r>
     </w:p>
     <w:p>
@@ -3643,7 +3544,7 @@
         <w:jc w:val="both"/>
       </w:pPr>
       <w:r>
-        <w:t>To ensure data quality and avoid counting the same patient more than once, we established a strict quarantine protocol:</w:t>
+        <w:t>To maintain data integrity and avoid duplicate patient entries, we established a quarantine protocol:</w:t>
       </w:r>
     </w:p>
     <w:p>
@@ -3652,7 +3553,7 @@
         <w:jc w:val="both"/>
       </w:pPr>
       <w:r>
-        <w:t>• Review Papers: Low et al. (2016, Lancet) included a summary table (Table 2) compiling 32 previously reported KBG cases from earlier studies. Because we directly extracted the original discovery papers, all 32 duplicate review entries were quarantined.</w:t>
+        <w:t>• Secondary Review Compilations: Low et al. (2016, Lancet) included a summary table (Table 2) compiling 32 previously published KBG cases. Because we directly extracted the primary discovery publications, all 32 duplicate review entries were quarantined.</w:t>
       </w:r>
     </w:p>
     <w:p>
@@ -3661,7 +3562,7 @@
         <w:jc w:val="both"/>
       </w:pPr>
       <w:r>
-        <w:t>• Overlapping Case Series: Ockeloen et al. (2015) (20 cases) and Walz et al. (2015) (6 cases) were quarantined due to substantial patient overlap with Goldenberg et al. (2016).</w:t>
+        <w:t>• Overlapping Case Series: Ockeloen et al. (2015) (20 candidate records) and Walz et al. (2015) (6 candidate records) were quarantined due to substantial cross-cohort patient overlap with Goldenberg et al. (2016).</w:t>
       </w:r>
     </w:p>
     <w:p>
@@ -3670,7 +3571,7 @@
         <w:jc w:val="both"/>
       </w:pPr>
       <w:r>
-        <w:t>• Re-reported Single Cases: Low et al. (2017) (1 case) was quarantined as a duplicate of an earlier UK cohort record.</w:t>
+        <w:t>• Re-reported Single Cases: Low et al. (2017) (1 candidate record) was quarantined as a duplicate of an earlier UK cohort entry.</w:t>
       </w:r>
     </w:p>
     <w:p>
@@ -3679,7 +3580,7 @@
         <w:jc w:val="both"/>
       </w:pPr>
       <w:r>
-        <w:t>In total, 4 sources representing 59 duplicate candidate records were quarantined. The final audited cohort contains 385 unique patients across 48 included peer-reviewed publications, all with molecularly confirmed pathogenic variants.</w:t>
+        <w:t>Under this protocol, four secondary, overlapping, or re-reported sources containing 59 candidate records were quarantined under the predefined duplicate/secondary-source exclusion protocol. The final audited cohort contains 385 unique patients across 48 included peer-reviewed publications, all with molecularly confirmed pathogenic variants.</w:t>
       </w:r>
     </w:p>
     <w:p>
@@ -3734,7 +3635,7 @@
           <w:color w:val="475569"/>
           <w:sz w:val="19"/>
         </w:rPr>
-        <w:t>Figure 3. Literature curation and cohort provenance flowchart. From 52 candidate literature sources evaluated, 4 duplicate/review sources (59 candidate records) were quarantined, leaving 48 included publications and 385 verified patients.</w:t>
+        <w:t>Figure 3. Literature curation and cohort provenance flowchart. From 52 candidate literature sources evaluated during curation, 4 duplicate/secondary sources (59 candidate records) were quarantined, leaving 48 included publications and 385 verified patients.</w:t>
       </w:r>
     </w:p>
     <w:p>
@@ -3865,7 +3766,7 @@
                 <w:color w:val="FFFFFF"/>
                 <w:sz w:val="18"/>
               </w:rPr>
-              <w:t>Primary Genetic Cause</w:t>
+              <w:t>Primary Genetic Confirmation</w:t>
             </w:r>
           </w:p>
         </w:tc>
@@ -4282,7 +4183,7 @@
         <w:jc w:val="both"/>
       </w:pPr>
       <w:r>
-        <w:t>Patient clinical notes and tables were mapped to standardized HPO concepts using hp.obo (Release 2026-06-23). A total of 82 unique HPO terms appeared across the complete 385-patient dataset.</w:t>
+        <w:t>Clinical features were mapped to standardized HPO concepts using hp.obo (Release 2026-06-23). A total of 82 unique HPO terms appeared across the complete 385-patient dataset.</w:t>
       </w:r>
     </w:p>
     <w:p>
@@ -4291,7 +4192,7 @@
         <w:jc w:val="both"/>
       </w:pPr>
       <w:r>
-        <w:t>To prevent test-set information from influencing model construction, the feature vocabulary was built strictly from the training partition (N = 230), which contained 78 unique HPO terms. Four rare HPO terms present only in the test set (HP:0002121, HP:0001156, HP:0001508, HP:0002126) were treated as out-of-vocabulary (OOV) and masked during feature vector transformation. Zero OOV terms occurred in the validation set. Biological sex was one-hot encoded into three binary indicators (MALE, FEMALE, UNKNOWN_SEX), resulting in 81 total machine learning predictor dimensions.</w:t>
+        <w:t>To maintain evaluation integrity, the feature vocabulary was fitted strictly on the training partition (N = 230), yielding 78 training HPO terms. Four HPO terms occurring only in the held-out test set (HP:0002121, HP:0001156, HP:0001508, HP:0002126) were treated as out-of-vocabulary (OOV) features and masked during transformation. Zero OOV terms occurred in the validation set. Biological sex was one-hot encoded into three binary indicators (MALE, FEMALE, UNKNOWN_SEX), resulting in 81 total machine learning predictor dimensions.</w:t>
       </w:r>
     </w:p>
     <w:p>
@@ -4306,7 +4207,7 @@
           <w:color w:val="0D9488"/>
           <w:sz w:val="24"/>
         </w:rPr>
-        <w:t>5.3 Leakage-Controlled Data Partitioning</w:t>
+        <w:t>5.3 Leakage-Control Procedures and Data Partitioning</w:t>
       </w:r>
     </w:p>
     <w:p>
@@ -4315,7 +4216,7 @@
         <w:jc w:val="both"/>
       </w:pPr>
       <w:r>
-        <w:t>A critical issue in clinical machine learning is data leakage caused by identical phenotypic profiles appearing across training and test sets. In our cohort of 385 patients, 370 unique phenotypic profiles were identified (15 patients had symptom-and-sex combinations identical to another patient with the same syndrome).</w:t>
+        <w:t>A critical challenge in clinical machine learning is data leakage caused by identical phenotypic profiles appearing across training and test sets. In our cohort of 385 patients, 370 distinct phenotypic profiles were identified (15 patients shared identical symptom-and-sex combinations with another patient having the same condition).</w:t>
       </w:r>
     </w:p>
     <w:p>
@@ -4324,7 +4225,16 @@
         <w:jc w:val="both"/>
       </w:pPr>
       <w:r>
-        <w:t>To maintain evaluation integrity, patients with identical phenotypic profiles were grouped together before splitting. We applied a 60/20/20 stratified split: Training Set (N = 230 patients, 59.7%), Validation Set (N = 77 patients, 20.0%), and Held-Out Test Set (N = 78 patients, 20.3%). No patient ID and no phenotypic profile appears in more than one partition.</w:t>
+        <w:t>Leakage-control procedures were implemented through patient-level separation, grouping of identical phenotypic profiles, and training-only feature vocabulary construction.</w:t>
+      </w:r>
+    </w:p>
+    <w:p>
+      <w:pPr>
+        <w:spacing w:after="120"/>
+        <w:jc w:val="both"/>
+      </w:pPr>
+      <w:r>
+        <w:t>We applied a 60/20/20 stratified split: Training Set (N = 230 patients, 59.7%), Validation Set (N = 77 patients, 20.0%), and Held-Out Test Set (N = 78 patients, 20.3%). No patient ID and no phenotypic profile appears in more than one partition. However, patients from the same publication could appear across partitions; therefore, source-grouped stress validation was also performed to evaluate publication-specific effects.</w:t>
       </w:r>
     </w:p>
     <w:p>
@@ -4357,7 +4267,7 @@
         <w:jc w:val="both"/>
       </w:pPr>
       <w:r>
-        <w:t>Standard Random Forest models often output uncalibrated probability scores that are too extreme or clustered near the center. To provide reliable risk estimates for clinical decision support, we calibrated the ensemble using Platt scaling (sigmoid calibration) through 5-fold internal cross-validation fitted strictly on the training partition (CalibratedClassifierCV).</w:t>
+        <w:t>Standard Random Forest models produce uncalibrated probability scores that tend to cluster away from the extremes. To provide calibrated probability estimates for clinical decision support, we calibrated the ensemble using Platt scaling (sigmoid calibration) through 5-fold internal cross-validation fitted strictly on the training partition (CalibratedClassifierCV).</w:t>
       </w:r>
     </w:p>
     <w:p>
@@ -4366,7 +4276,7 @@
         <w:jc w:val="both"/>
       </w:pPr>
       <w:r>
-        <w:t>We also evaluated comparative baseline models on the exact same splits: Standard Random Forest, Logistic Regression (L2 penalty), Support Vector Machine (RBF kernel, calibrated), Decision Tree, K-Nearest Neighbors (k=5), Gaussian Naive Bayes, and XGBoost.</w:t>
+        <w:t>We also evaluated baseline models on the exact same splits: Standard Random Forest, Logistic Regression (L2 penalty), Support Vector Machine (RBF kernel, calibrated), Decision Tree, K-Nearest Neighbors (k=5), Gaussian Naive Bayes, and XGBoost.</w:t>
       </w:r>
     </w:p>
     <w:p>
@@ -4381,7 +4291,7 @@
           <w:color w:val="0D9488"/>
           <w:sz w:val="24"/>
         </w:rPr>
-        <w:t>5.5 Explainability with SHAP</w:t>
+        <w:t>5.5 Explainability with TreeSHAP</w:t>
       </w:r>
     </w:p>
     <w:p>
@@ -4390,7 +4300,7 @@
         <w:jc w:val="both"/>
       </w:pPr>
       <w:r>
-        <w:t>To understand how the model makes decisions, we applied TreeSHAP (shap.TreeExplainer). SHAP values show how much each HPO feature increased or decreased the predicted probability for each syndrome.</w:t>
+        <w:t>To explain model decision boundaries, we applied TreeSHAP (shap.TreeExplainer). SHAP values quantify the marginal contribution of each HPO feature toward the model's predicted probability for each syndrome.</w:t>
       </w:r>
     </w:p>
     <w:p>
@@ -4414,7 +4324,7 @@
         <w:jc w:val="both"/>
       </w:pPr>
       <w:r>
-        <w:t>To test the feasibility of extracting text from scanned medical records, an exploratory OCR pipeline was implemented using EasyOCR and fuzzy term matching.</w:t>
+        <w:t>To evaluate the feasibility of ingesting scanned medical records, an exploratory OCR pipeline was built using EasyOCR and fuzzy concept matching.</w:t>
       </w:r>
     </w:p>
     <w:p>
@@ -4532,7 +4442,7 @@
                 <w:color w:val="FFFFFF"/>
                 <w:sz w:val="18"/>
               </w:rPr>
-              <w:t>Percentage (%)</w:t>
+              <w:t>Cohort Share (%)</w:t>
             </w:r>
           </w:p>
         </w:tc>
@@ -4632,7 +4542,7 @@
                 <w:color w:val="FFFFFF"/>
                 <w:sz w:val="18"/>
               </w:rPr>
-              <w:t>Molecular Confirmation</w:t>
+              <w:t>Molecular Confirmation Status</w:t>
             </w:r>
           </w:p>
         </w:tc>
@@ -5314,7 +5224,7 @@
           <w:color w:val="0D9488"/>
           <w:sz w:val="24"/>
         </w:rPr>
-        <w:t>6.1 Held-Out Test Set Performance and Benchmark Comparison</w:t>
+        <w:t>6.1 Held-Out Test Set Classification Performance</w:t>
       </w:r>
     </w:p>
     <w:p>
@@ -5323,7 +5233,7 @@
         <w:jc w:val="both"/>
       </w:pPr>
       <w:r>
-        <w:t>On the held-out test set (N = 78), the proposed Calibrated Random Forest model correctly classified 77 out of 78 patients, achieving an overall accuracy of 98.72% (Wilson 95% CI: 93.09%–99.77%).</w:t>
+        <w:t>On the held-out test set (N = 78), the Calibrated Random Forest correctly classified 77 out of 78 patients, corresponding to a held-out classification accuracy of 98.72% (Wilson 95% CI: 93.09%–99.77%).</w:t>
       </w:r>
     </w:p>
     <w:p>
@@ -6900,7 +6810,7 @@
         <w:jc w:val="both"/>
       </w:pPr>
       <w:r>
-        <w:t>Interpretation: While standard uncalibrated models (like Standard Random Forest and Logistic Regression) reached nominal 100% accuracy on this test set, Calibrated Random Forest was chosen as the primary model because it produces reliable, calibrated probability distributions (Brier score = 0.0419) and avoids overconfident errors.</w:t>
+        <w:t>Model Selection Rationale: Although Standard Random Forest and Logistic Regression achieved nominally higher accuracy on this particular held-out split, the Calibrated Random Forest was selected as the primary model because the framework explicitly prioritizes probability calibration and interpretable nonlinear phenotype modeling. Its multiclass Brier score was 0.0419, and TreeSHAP provided feature-level explanations of model decision boundaries.</w:t>
       </w:r>
     </w:p>
     <w:p>
@@ -6955,7 +6865,7 @@
           <w:color w:val="475569"/>
           <w:sz w:val="19"/>
         </w:rPr>
-        <w:t>Figure 5. Held-out test set confusion matrix (N = 78 patients). The model correctly predicted 60 of 60 KBG cases, 9 of 9 Xia-Gibbs cases, and 8 of 9 White-Sutton cases, with a single atypical White-Sutton patient classified as KBG syndrome.</w:t>
+        <w:t>Figure 5. Held-out test set confusion matrix (N = 78 patients). The model correctly classified 60 of 60 KBG cases, 9 of 9 Xia-Gibbs cases, and 8 of 9 White-Sutton cases, with a single atypical White-Sutton patient classified as KBG syndrome.</w:t>
       </w:r>
     </w:p>
     <w:p>
@@ -6970,7 +6880,7 @@
           <w:color w:val="0D9488"/>
           <w:sz w:val="24"/>
         </w:rPr>
-        <w:t>6.2 Per-Class Classification Performance</w:t>
+        <w:t>6.2 Per-Class Classification Performance Breakdown</w:t>
       </w:r>
     </w:p>
     <w:p>
@@ -6984,7 +6894,7 @@
           <w:color w:val="1E3A8A"/>
           <w:sz w:val="20"/>
         </w:rPr>
-        <w:t>Table 5. Per-Class Diagnostic Performance Breakdown (Calibrated Random Forest)</w:t>
+        <w:t>Table 5. Per-Class Classification Performance Breakdown (Calibrated Random Forest)</w:t>
       </w:r>
     </w:p>
     <w:tbl>
@@ -7871,7 +7781,7 @@
         <w:jc w:val="both"/>
       </w:pPr>
       <w:r>
-        <w:t>Error Analysis: The single misclassified patient was WhiteSutton_PT19, an individual with White-Sutton syndrome who presented with severe developmental delay and dental crowding, but lacked common behavioral autism features. The model assigned probabilities of 47.04% to KBG syndrome, 46.51% to White-Sutton syndrome, and 6.45% to Xia-Gibbs syndrome. This near-even probability split shows that the model recognized the ambiguity rather than making an overconfident error.</w:t>
+        <w:t>Error Analysis: The single misclassified patient was WhiteSutton_PT19, an individual with White-Sutton syndrome who presented with severe developmental delay and dental crowding, but lacked documented behavioral autism features. The predicted probability distribution indicated substantial uncertainty between KBG and White-Sutton for this case (KBG: 47.04%, White-Sutton: 46.51%, Xia-Gibbs: 6.45%), demonstrating that the model output reflected ambiguity rather than an overconfident error.</w:t>
       </w:r>
     </w:p>
     <w:p>
@@ -7950,7 +7860,7 @@
         <w:jc w:val="both"/>
       </w:pPr>
       <w:r>
-        <w:t>To evaluate how well the model generalizes across different data subsets, we performed two cross-validation experiments:</w:t>
+        <w:t>To evaluate model consistency across different cohort partitions, we conducted two cross-validation experiments:</w:t>
       </w:r>
     </w:p>
     <w:p>
@@ -7959,7 +7869,7 @@
         <w:jc w:val="both"/>
       </w:pPr>
       <w:r>
-        <w:t>1. Profile-Grouped 5-Fold Cross-Validation: Patients with identical profiles were kept in the same fold. The model achieved Mean Accuracy of 97.14% ± 2.23% (Fold scores: 0.9740, 0.9351, 0.9870, 1.0000, 0.9610) and Mean Macro F1 of 94.89% ± 4.04% (Fold scores: 0.9572, 0.8851, 0.9776, 1.0000, 0.9246).</w:t>
+        <w:t>1. Profile-Grouped 5-Fold Cross-Validation: Patients with identical profiles were retained within the same fold: Mean Accuracy of 97.14% ± 2.23% (Fold scores: 0.9740, 0.9351, 0.9870, 1.0000, 0.9610) and Mean Macro F1 of 94.89% ± 4.04% (Fold scores: 0.9572, 0.8851, 0.9776, 1.0000, 0.9246).</w:t>
       </w:r>
     </w:p>
     <w:p>
@@ -7968,7 +7878,7 @@
         <w:jc w:val="both"/>
       </w:pPr>
       <w:r>
-        <w:t>2. Source-Grouped Stress Validation (Leave-One-Study-Out GroupKFold): Cross-validation was grouped strictly by source publication, completely withholding entire publications from training folds. The model achieved Mean Accuracy of 79.62% ± 27.05% and Mean Macro F1 of 59.51% ± 26.81%.</w:t>
+        <w:t>2. Source-Grouped Stress Validation (Leave-One-Study-Out GroupKFold): Cross-validation was grouped strictly by primary source publication, withholding entire publications from training folds: Mean Accuracy of 79.62% ± 27.05% and Mean Macro F1 of 59.51% ± 26.81%.</w:t>
       </w:r>
     </w:p>
     <w:p>
@@ -8032,7 +7942,7 @@
         <w:jc w:val="both"/>
       </w:pPr>
       <w:r>
-        <w:t>Scientific Limitation: The noticeable drop in source-grouped validation shows that different genetics studies often focus on specific clinical features (for example, one paper focusing on behavioral traits while another measures skeletal growth). When an entire paper is withheld, the model encounters unobserved combinations of terms. This result demonstrates that external real-world generalizability has not yet been proven and requires standardized phenotyping in hospital settings.</w:t>
+        <w:t>The source-grouped stress validation suggests that performance may decrease when the model encounters phenotype distributions and reporting patterns from previously unseen publications.</w:t>
       </w:r>
     </w:p>
     <w:p>
@@ -8047,7 +7957,7 @@
           <w:color w:val="0D9488"/>
           <w:sz w:val="24"/>
         </w:rPr>
-        <w:t>6.4 Model Interpretability with SHAP</w:t>
+        <w:t>6.4 Model Interpretability with TreeSHAP</w:t>
       </w:r>
     </w:p>
     <w:p>
@@ -8056,7 +7966,7 @@
         <w:jc w:val="both"/>
       </w:pPr>
       <w:r>
-        <w:t>TreeSHAP analysis identified the HPO features that most strongly influenced model predictions. Table 6 lists the top 10 HPO features ranked by mean absolute SHAP value.</w:t>
+        <w:t>TreeSHAP analysis identified the standardized HPO features that most strongly influenced model decision boundaries. Table 6 lists the top 10 HPO features ranked by mean absolute SHAP value.</w:t>
       </w:r>
     </w:p>
     <w:p>
@@ -8208,7 +8118,7 @@
                 <w:color w:val="FFFFFF"/>
                 <w:sz w:val="18"/>
               </w:rPr>
-              <w:t>Clinical Context</w:t>
+              <w:t>Clinical Context (Literature Background)</w:t>
             </w:r>
           </w:p>
         </w:tc>
@@ -8321,7 +8231,7 @@
               <w:rPr>
                 <w:sz w:val="17"/>
               </w:rPr>
-              <w:t>Facial feature characteristic of Xia-Gibbs syndrome</w:t>
+              <w:t>Facial feature frequently described in Xia-Gibbs syndrome</w:t>
             </w:r>
           </w:p>
         </w:tc>
@@ -8773,7 +8683,7 @@
               <w:rPr>
                 <w:sz w:val="17"/>
               </w:rPr>
-              <w:t>Cardinal clinical sign of KBG syndrome (ANKRD11)</w:t>
+              <w:t>Known cardinal clinical sign of KBG syndrome (ANKRD11)</w:t>
             </w:r>
           </w:p>
         </w:tc>
@@ -8886,7 +8796,7 @@
               <w:rPr>
                 <w:sz w:val="17"/>
               </w:rPr>
-              <w:t>Behavioral phenotype common in POGZ variants</w:t>
+              <w:t>Behavioral phenotype reported in POGZ variants</w:t>
             </w:r>
           </w:p>
         </w:tc>
@@ -9355,7 +9265,7 @@
         <w:jc w:val="both"/>
       </w:pPr>
       <w:r>
-        <w:t>Note on Terminology: These features represent statistical associations with model decision boundaries and must not be interpreted as independent causal or definitive diagnostic criteria.</w:t>
+        <w:t>Note on Interpretation: These HPO features were strongly associated with model decision boundaries. These features represent statistical associations with model decision boundaries and must not be interpreted as independent causal or definitive diagnostic criteria. The clinical context provided is background clinical interpretation, not a causal conclusion from SHAP.</w:t>
       </w:r>
     </w:p>
     <w:p>
@@ -9434,7 +9344,7 @@
         <w:jc w:val="both"/>
       </w:pPr>
       <w:r>
-        <w:t>We assessed probability calibration to ensure that predicted risk percentages reflect true empirical accuracy: Multiclass Brier Score was 0.0419 (measures squared probability error; lower is better), Mean One-vs-Rest Brier Score was 0.0140 (White-Sutton: 0.0137; Xia-Gibbs: 0.0084; KBG: 0.0198), and Expected Calibration Error (ECE) was 8.59% across 10 probability bins.</w:t>
+        <w:t>Probability calibration was assessed using Brier score and expected calibration error to evaluate the alignment between predicted probabilities and empirical outcomes: Multiclass Brier Score was 0.0419 (measures squared probability error; lower is better), Mean One-vs-Rest Brier Score was 0.0140 (White-Sutton: 0.0137; Xia-Gibbs: 0.0084; KBG: 0.0198), and Expected Calibration Error (ECE) was 8.59% across 10 probability bins.</w:t>
       </w:r>
     </w:p>
     <w:p>
@@ -9513,7 +9423,7 @@
         <w:jc w:val="both"/>
       </w:pPr>
       <w:r>
-        <w:t>We evaluated discrimination across all decision thresholds using One-vs-Rest Receiver Operating Characteristic (ROC) and Precision-Recall (PR) curves: Macro AUROC was 1.0000 (White-Sutton: 1.0000; Xia-Gibbs: 1.0000; KBG: 1.0000) and Macro AUPRC was 1.0000 (White-Sutton: 1.0000; Xia-Gibbs: 1.0000; KBG: 1.0000).</w:t>
+        <w:t>Threshold-agnostic discrimination on the held-out test set yielded macro AUROC and macro AUPRC values of 1.0000: Macro AUROC was 1.0000 (White-Sutton: 1.0000; Xia-Gibbs: 1.0000; KBG: 1.0000) and Macro AUPRC was 1.0000 (White-Sutton: 1.0000; Xia-Gibbs: 1.0000; KBG: 1.0000). These values reflect strong separation on the held-out test set of 78 patients; however, the relatively small sample size and closed-set design limit broader interpretation.</w:t>
       </w:r>
     </w:p>
     <w:p>
@@ -9583,7 +9493,7 @@
           <w:color w:val="0D9488"/>
           <w:sz w:val="24"/>
         </w:rPr>
-        <w:t>6.7 Exploratory OCR Evaluation</w:t>
+        <w:t>6.7 Exploratory Upstream OCR Evaluation</w:t>
       </w:r>
     </w:p>
     <w:p>
@@ -9592,7 +9502,7 @@
         <w:jc w:val="both"/>
       </w:pPr>
       <w:r>
-        <w:t>Evaluation of the upstream EasyOCR module on scanned clinical notes yielded Character Error Rate (CER) of 11.42%, Word Error Rate (WER) of 92.00%, Concept Mapping on Clean Text of 100.0% (10/10 test phrases successfully mapped), and Concept Mapping on Noisy Scans of 80.0% (8/10 test phrases successfully mapped).</w:t>
+        <w:t>Evaluation of the upstream EasyOCR module on scanned clinical summaries yielded Character Error Rate (CER) of 11.42%, Word Error Rate (WER) of 92.00%, Concept Mapping on Clean Text of 100.0% (10/10 test phrases successfully mapped), and Concept Mapping on Noisy Scans of 80.0% (8/10 test phrases successfully mapped).</w:t>
       </w:r>
     </w:p>
     <w:p>
@@ -9616,7 +9526,7 @@
           <w:color w:val="0D9488"/>
           <w:sz w:val="24"/>
         </w:rPr>
-        <w:t>6.8 Scientific Limitations</w:t>
+        <w:t>6.8 Limitations and Generalization Considerations</w:t>
       </w:r>
     </w:p>
     <w:p>
@@ -9634,7 +9544,7 @@
         <w:jc w:val="both"/>
       </w:pPr>
       <w:r>
-        <w:t>1. Moderate Sample Size: Although N = 385 is large for these ultra-rare diseases, smaller sample sizes in minority classes (n = 45 for White-Sutton, n = 42 for Xia-Gibbs) result in wider confidence intervals.</w:t>
+        <w:t>1. Moderate Sample Size: Although N = 385 is substantial for these ultra-rare conditions, smaller sample sizes in minority classes (n = 45 for White-Sutton, n = 42 for Xia-Gibbs) yield wider confidence intervals.</w:t>
       </w:r>
     </w:p>
     <w:p>
@@ -9643,7 +9553,7 @@
         <w:jc w:val="both"/>
       </w:pPr>
       <w:r>
-        <w:t>2. Class Imbalance: KBG syndrome accounts for 77.40% of the cohort, reflecting published literature volume rather than true population prevalence.</w:t>
+        <w:t>2. Natural Class Imbalance: KBG syndrome accounts for 77.40% of the cohort, reflecting higher historical publication volume rather than true epidemiological prevalence.</w:t>
       </w:r>
     </w:p>
     <w:p>
@@ -9652,7 +9562,7 @@
         <w:jc w:val="both"/>
       </w:pPr>
       <w:r>
-        <w:t>3. Source-Grouped Performance Drop: The drop to 79.62% accuracy in source-grouped validation shows that differences in clinical reporting styles affect model transferability.</w:t>
+        <w:t>3. Source-Grouped Performance Drop: The drop to 79.62% accuracy in source-grouped validation indicates that differences in clinical reporting styles affect model transferability.</w:t>
       </w:r>
     </w:p>
     <w:p>
@@ -9661,7 +9571,7 @@
         <w:jc w:val="both"/>
       </w:pPr>
       <w:r>
-        <w:t>4. Literature Selection Bias: Published case reports often emphasize classic or severe presentations, which may not represent milder community cases.</w:t>
+        <w:t>4. Literature Selection Bias: Published case reports often emphasize classic or severe presentations, which may not fully represent milder community presentations.</w:t>
       </w:r>
     </w:p>
     <w:p>
@@ -9670,7 +9580,7 @@
         <w:jc w:val="both"/>
       </w:pPr>
       <w:r>
-        <w:t>5. No Prospective Hospital Validation: The framework has been validated on retrospective literature cohorts; prospective validation in electronic health records is still needed.</w:t>
+        <w:t>5. No Prospective Hospital EHR Validation: The framework was evaluated on retrospective literature cohorts; prospective validation in uncurated hospital electronic health records is still required.</w:t>
       </w:r>
     </w:p>
     <w:p>
@@ -9688,7 +9598,7 @@
         <w:jc w:val="both"/>
       </w:pPr>
       <w:r>
-        <w:t>7. Fixed Feature Vocabulary: Four rare symptoms in the test set were unobserved during training and had to be masked out.</w:t>
+        <w:t>7. Fixed Feature Vocabulary: Four rare symptoms in the test set were unobserved during training and were masked out during inference.</w:t>
       </w:r>
     </w:p>
     <w:p>
@@ -9697,7 +9607,7 @@
         <w:jc w:val="both"/>
       </w:pPr>
       <w:r>
-        <w:t>8. Exploratory OCR Status: The OCR tool requires manual human verification before clinical use.</w:t>
+        <w:t>8. Exploratory OCR Status: The OCR pipeline is an exploratory upstream tool requiring manual human verification.</w:t>
       </w:r>
     </w:p>
     <w:p>
@@ -9706,7 +9616,7 @@
         <w:jc w:val="both"/>
       </w:pPr>
       <w:r>
-        <w:t>9. Closed-Set Scope: The model currently differentiates among three conditions, functioning as a focused differential aid rather than a general diagnostic tool for all rare diseases.</w:t>
+        <w:t>9. Closed-Set Scope: The current model is a closed-set three-class classification system and should not be interpreted as a general-purpose rare disease diagnostic model.</w:t>
       </w:r>
     </w:p>
     <w:p>
@@ -9715,7 +9625,16 @@
         <w:jc w:val="both"/>
       </w:pPr>
       <w:r>
-        <w:t>10. Ontology Dependence: Model accuracy depends directly on how accurately clinical notes are converted into standardized HPO codes.</w:t>
+        <w:t>10. Ontology Dependence: Model accuracy depends directly on how accurately clinical findings are converted into standardized HPO codes.</w:t>
+      </w:r>
+    </w:p>
+    <w:p>
+      <w:pPr>
+        <w:spacing w:after="120"/>
+        <w:jc w:val="both"/>
+      </w:pPr>
+      <w:r>
+        <w:t>Therefore, the present study should be interpreted as a retrospective, literature-derived computational validation rather than evidence of clinical deployment readiness.</w:t>
       </w:r>
     </w:p>
     <w:p>
@@ -9739,7 +9658,7 @@
         <w:jc w:val="both"/>
       </w:pPr>
       <w:r>
-        <w:t>This study presented RareDXAI, a computational framework that converts clinical genetics literature into structured Human Phenotype Ontology representations to assist in predicting and differentiating between three syndromic neurodevelopmental disorders: KBG syndrome, White-Sutton syndrome, and Xia-Gibbs syndrome.</w:t>
+        <w:t>This study presented RareDXAI, a computational framework that converts clinical genetics literature into structured Human Phenotype Ontology representations to assist in predicting and prioritizing between three syndromic neurodevelopmental disorders: KBG syndrome, White-Sutton syndrome, and Xia-Gibbs syndrome.</w:t>
       </w:r>
     </w:p>
     <w:p>
@@ -9748,7 +9667,7 @@
         <w:jc w:val="both"/>
       </w:pPr>
       <w:r>
-        <w:t>By curating an audited dataset of 385 molecularly confirmed patients across 48 publications and using profile-grouped splitting, RareDXAI achieved a held-out test accuracy of 98.72% (macro F1 of 0.9776) with calibrated probability estimation (Brier score of 0.0419) and interpretable SHAP feature attributions.</w:t>
+        <w:t>By curating an audited cohort of 385 molecularly confirmed patients across 48 peer-reviewed publications and applying profile-grouped partitioning, RareDXAI achieved a held-out test classification accuracy of 98.72% (macro F1 of 0.9776) with calibrated probability estimation (Brier score of 0.0419) and interpretable SHAP feature attributions.</w:t>
       </w:r>
     </w:p>
     <w:p>
@@ -9757,7 +9676,7 @@
         <w:jc w:val="both"/>
       </w:pPr>
       <w:r>
-        <w:t>Importantly, source-grouped stress validation showed that model performance drops (79.62%) when evaluating unfamiliar clinical publications, underscoring that practical clinical adoption will require standardized phenotyping protocols. RareDXAI provides a transparent, reproducible baseline for phenotype-based rare disease decision support, establishing a foundation for future integration with genomic sequencing and electronic health records.</w:t>
+        <w:t>Importantly, source-grouped stress validation demonstrated that performance decreases (79.62%) when evaluating phenotype distributions from previously unseen publications. This finding underscores that practical clinical decision support will require standardized phenotyping protocols and independent external validation. RareDXAI provides a transparent, reproducible baseline for phenotype-based rare disease decision support, establishing a foundation for future integration with genomic sequencing and electronic health records.</w:t>
       </w:r>
     </w:p>
     <w:p>
@@ -9808,7 +9727,7 @@
         <w:rPr>
           <w:sz w:val="19"/>
         </w:rPr>
-        <w:t>3. Feng, Y., et al. (2021). PhenoTagger: A hybrid method for Human Phenotype Ontology concept recognition using deep learning and dictionary index. Bioinformatics, 37(5), 679–685. https://doi.org/10.1093/bioinformatics/btaa897</w:t>
+        <w:t>3. Boycott, K. M., et al. (2018). International cooperation to enable the diagnosis of all rare genetic diseases. The American Journal of Human Genetics, 100(5), 695–705. https://doi.org/10.1016/j.ajhg.2017.04.003</w:t>
       </w:r>
     </w:p>
     <w:p>
@@ -9820,7 +9739,7 @@
         <w:rPr>
           <w:sz w:val="19"/>
         </w:rPr>
-        <w:t>4. Gargano, M. A., et al. (2024). The Human Phenotype Ontology in 2024: phenotypes around the world. Nucleic Acids Research, 52(D1), D1333–D1346. https://doi.org/10.1093/nar/gkad1005</w:t>
+        <w:t>4. Feng, Y., et al. (2021). PhenoTagger: A hybrid method for Human Phenotype Ontology concept recognition using deep learning and dictionary index. Bioinformatics, 37(5), 679–685. https://doi.org/10.1093/bioinformatics/btaa897</w:t>
       </w:r>
     </w:p>
     <w:p>
@@ -9832,7 +9751,7 @@
         <w:rPr>
           <w:sz w:val="19"/>
         </w:rPr>
-        <w:t>5. Hsieh, T. C., et al. (2022). GestaltMatcher: deep convolutional neural networks for rare disease facial dysmorphology matching. Nature Genetics, 54(4), 349–354. https://doi.org/10.1038/s41588-021-01010-x</w:t>
+        <w:t>5. Gargano, M. A., et al. (2024). The Human Phenotype Ontology in 2024: phenotypes around the world. Nucleic Acids Research, 52(D1), D1333–D1346. https://doi.org/10.1093/nar/gkad1005</w:t>
       </w:r>
     </w:p>
     <w:p>
@@ -9844,7 +9763,7 @@
         <w:rPr>
           <w:sz w:val="19"/>
         </w:rPr>
-        <w:t>6. Jacobsen, J. O. B., et al. (2022). The GA4GH Phenopacket schema: A computable format for phenotypic data for rare diseases and beyond. Nature Biotechnology, 40(6), 817–820. https://doi.org/10.1038/s41587-022-01357-4</w:t>
+        <w:t>6. Hsieh, T. C., et al. (2022). GestaltMatcher: deep convolutional neural networks for rare disease facial dysmorphology matching. Nature Genetics, 54(4), 349–354. https://doi.org/10.1038/s41588-021-01010-x</w:t>
       </w:r>
     </w:p>
     <w:p>
@@ -9856,7 +9775,7 @@
         <w:rPr>
           <w:sz w:val="19"/>
         </w:rPr>
-        <w:t>7. Khayat, M. M., et al. (2021). Expanding the phenotypic spectrum of Xia-Gibbs syndrome in 8 patients. American Journal of Medical Genetics Part A, 185(12), 3737–3746. https://doi.org/10.1002/ajmg.a.62446</w:t>
+        <w:t>7. Jacobsen, J. O. B., et al. (2022). The GA4GH Phenopacket schema: A computable format for phenotypic data for rare diseases and beyond. Nature Biotechnology, 40(6), 817–820. https://doi.org/10.1038/s41587-022-01357-4</w:t>
       </w:r>
     </w:p>
     <w:p>
@@ -9868,7 +9787,7 @@
         <w:rPr>
           <w:sz w:val="19"/>
         </w:rPr>
-        <w:t>8. Köhler, S., et al. (2021). The Human Phenotype Ontology in 2021. Nucleic Acids Research, 49(D1), D1207–D1217. https://doi.org/10.1093/nar/gkaa1043</w:t>
+        <w:t>8. Khayat, M. M., et al. (2021). Expanding the phenotypic spectrum of Xia-Gibbs syndrome in 8 patients. American Journal of Medical Genetics Part A, 185(12), 3737–3746. https://doi.org/10.1002/ajmg.a.62446</w:t>
       </w:r>
     </w:p>
     <w:p>
@@ -9880,7 +9799,7 @@
         <w:rPr>
           <w:sz w:val="19"/>
         </w:rPr>
-        <w:t>9. Ladewig, E., et al. (2023). Phenopacket Store: A curated repository of computable clinical case reports. Database, 2023, baad074. https://doi.org/10.1093/database/baad074</w:t>
+        <w:t>9. Köhler, S., et al. (2021). The Human Phenotype Ontology in 2021. Nucleic Acids Research, 49(D1), D1207–D1217. https://doi.org/10.1093/nar/gkaa1043</w:t>
       </w:r>
     </w:p>
     <w:p>
@@ -9892,7 +9811,7 @@
         <w:rPr>
           <w:sz w:val="19"/>
         </w:rPr>
-        <w:t>10. Liu, C., et al. (2020). Doc2HPO: a web application for efficient and standardized clinical phenotype curation. BMC Bioinformatics, 20(1), 634. https://doi.org/10.1186/s12859-019-3198-y</w:t>
+        <w:t>10. Ladewig, E., et al. (2023). Phenopacket Store: A curated repository of computable clinical case reports. Database, 2023, baad074. https://doi.org/10.1093/database/baad074</w:t>
       </w:r>
     </w:p>
     <w:p>
@@ -9904,7 +9823,7 @@
         <w:rPr>
           <w:sz w:val="19"/>
         </w:rPr>
-        <w:t>11. Martinez-Cayuelas, E., et al. (2023). KBG syndrome: delineation of the clinical spectrum in 67 patients and diagnostic criteria. European Journal of Human Genetics, 31(7), 793–802. https://doi.org/10.1038/s41431-023-01314-x</w:t>
+        <w:t>11. Liu, C., et al. (2020). Doc2HPO: a web application for efficient and standardized clinical phenotype curation. BMC Bioinformatics, 20(1), 634. https://doi.org/10.1186/s12859-019-3198-y</w:t>
       </w:r>
     </w:p>
     <w:p>
@@ -9916,7 +9835,7 @@
         <w:rPr>
           <w:sz w:val="19"/>
         </w:rPr>
-        <w:t>12. Robinson, P. N., et al. (2020). Interpretable Clinical Genomics with a Likelihood Ratio Baseline. The American Journal of Human Genetics, 107(3), 403–417. https://doi.org/10.1016/j.ajhg.2020.06.021</w:t>
+        <w:t>12. Martinez-Cayuelas, E., et al. (2023). KBG syndrome: delineation of the clinical spectrum in 67 patients and diagnostic criteria. European Journal of Human Genetics, 31(7), 793–802. https://doi.org/10.1038/s41431-023-01314-x</w:t>
       </w:r>
     </w:p>
     <w:p>
@@ -9928,7 +9847,7 @@
         <w:rPr>
           <w:sz w:val="19"/>
         </w:rPr>
-        <w:t>13. Rönicke, S., et al. (2020). Can an artificial intelligence tool improve the diagnosis of rare diseases? A comprehensive review of current clinical decision support systems. Molecular and Cellular Pediatrics, 7(1), 12. https://doi.org/10.1186/s43042-020-00055-5</w:t>
+        <w:t>13. Nguengang Wakap, S., et al. (2020). Estimating cumulative point prevalence of rare diseases: analysis of the Orphanet database. European Journal of Human Genetics, 28(2), 165–173. https://doi.org/10.1038/s41431-019-0508-0</w:t>
       </w:r>
     </w:p>
     <w:p>
@@ -9940,7 +9859,7 @@
         <w:rPr>
           <w:sz w:val="19"/>
         </w:rPr>
-        <w:t>14. Schuetz, D., et al. (2023). Automated extraction and ontological harmonization of patient phenotypes from rare disease case reports. Journal of Biomedical Informatics, 145, 104467. https://doi.org/10.1016/j.jbi.2023.104467</w:t>
+        <w:t>14. Robinson, P. N., et al. (2020). Interpretable Clinical Genomics with a Likelihood Ratio Baseline. The American Journal of Human Genetics, 107(3), 403–417. https://doi.org/10.1016/j.ajhg.2020.06.021</w:t>
       </w:r>
     </w:p>
     <w:p>
@@ -9952,7 +9871,31 @@
         <w:rPr>
           <w:sz w:val="19"/>
         </w:rPr>
-        <w:t>15. Zhao, M., et al. (2020). Phen2Gene: a rapid phenotype-driven gene prioritization tool using Human Phenotype Ontology. Nucleic Acids Research, 48(9), 4728–4739. https://doi.org/10.1093/nar/gkaa211</w:t>
+        <w:t>15. Rönicke, S., et al. (2020). Can an artificial intelligence tool improve the diagnosis of rare diseases? A comprehensive review of current clinical decision support systems. Molecular and Cellular Pediatrics, 7(1), 12. https://doi.org/10.1186/s43042-020-00055-5</w:t>
+      </w:r>
+    </w:p>
+    <w:p>
+      <w:pPr>
+        <w:spacing w:after="80"/>
+        <w:ind w:left="360"/>
+      </w:pPr>
+      <w:r>
+        <w:rPr>
+          <w:sz w:val="19"/>
+        </w:rPr>
+        <w:t>16. Schuetz, D., et al. (2023). Automated extraction and ontological harmonization of patient phenotypes from rare disease case reports. Journal of Biomedical Informatics, 145, 104467. https://doi.org/10.1016/j.jbi.2023.104467</w:t>
+      </w:r>
+    </w:p>
+    <w:p>
+      <w:pPr>
+        <w:spacing w:after="80"/>
+        <w:ind w:left="360"/>
+      </w:pPr>
+      <w:r>
+        <w:rPr>
+          <w:sz w:val="19"/>
+        </w:rPr>
+        <w:t>17. Zhao, M., et al. (2020). Phen2Gene: a rapid phenotype-driven gene prioritization tool using Human Phenotype Ontology. Nucleic Acids Research, 48(9), 4728–4739. https://doi.org/10.1093/nar/gkaa211</w:t>
       </w:r>
     </w:p>
     <w:sectPr>
